--- a/Version0/Méthode.DOCX
+++ b/Version0/Méthode.DOCX
@@ -50,7 +50,7 @@
           <w:b/>
           <w:bCs/>
         </w:rPr>
-        <w:t>1.1 Paramètres “état nœud” envoyés dans le DIO</w:t>
+        <w:t xml:space="preserve"> Paramètres “état nœud” envoyés dans le DIO</w:t>
       </w:r>
     </w:p>
     <w:p>
@@ -111,6 +111,12 @@
             </w:rPr>
             <m:t>=[</m:t>
           </m:r>
+          <m:r>
+            <w:rPr>
+              <w:rFonts w:ascii="Cambria Math" w:hAnsi="Cambria Math"/>
+            </w:rPr>
+            <m:t>R</m:t>
+          </m:r>
           <m:sSub>
             <m:sSubPr>
               <m:ctrlPr>
@@ -151,6 +157,27 @@
             </w:rPr>
             <m:t>  </m:t>
           </m:r>
+          <m:r>
+            <w:rPr>
+              <w:rFonts w:ascii="Cambria Math" w:hAnsi="Cambria Math"/>
+            </w:rPr>
+            <m:t>QLu</m:t>
+          </m:r>
+          <m:r>
+            <w:rPr>
+              <w:rFonts w:ascii="Cambria Math" w:hAnsi="Cambria Math"/>
+            </w:rPr>
+            <m:t>,</m:t>
+          </m:r>
+          <m:r>
+            <m:rPr>
+              <m:nor/>
+            </m:rPr>
+            <w:rPr>
+              <w:rFonts w:ascii="Arial" w:hAnsi="Arial" w:cs="Arial"/>
+            </w:rPr>
+            <m:t> </m:t>
+          </m:r>
           <m:sSub>
             <m:sSubPr>
               <m:ctrlPr>
@@ -164,7 +191,7 @@
                 <w:rPr>
                   <w:rFonts w:ascii="Cambria Math" w:hAnsi="Cambria Math"/>
                 </w:rPr>
-                <m:t>I</m:t>
+                <m:t>Deg</m:t>
               </m:r>
             </m:e>
             <m:sub>
@@ -204,7 +231,7 @@
                 <w:rPr>
                   <w:rFonts w:ascii="Cambria Math" w:hAnsi="Cambria Math"/>
                 </w:rPr>
-                <m:t>D</m:t>
+                <m:t>NPC</m:t>
               </m:r>
             </m:e>
             <m:sub>
@@ -220,64 +247,12 @@
             <w:rPr>
               <w:rFonts w:ascii="Cambria Math" w:hAnsi="Cambria Math"/>
             </w:rPr>
-            <m:t>,</m:t>
+            <m:t>]</m:t>
           </m:r>
           <m:r>
             <m:rPr>
-              <m:nor/>
+              <m:sty m:val="p"/>
             </m:rPr>
-            <w:rPr>
-              <w:rFonts w:ascii="Arial" w:hAnsi="Arial" w:cs="Arial"/>
-            </w:rPr>
-            <m:t>  </m:t>
-          </m:r>
-          <m:sSub>
-            <m:sSubPr>
-              <m:ctrlPr>
-                <w:rPr>
-                  <w:rFonts w:ascii="Cambria Math" w:hAnsi="Cambria Math"/>
-                </w:rPr>
-              </m:ctrlPr>
-            </m:sSubPr>
-            <m:e>
-              <m:r>
-                <w:rPr>
-                  <w:rFonts w:ascii="Cambria Math" w:hAnsi="Cambria Math"/>
-                </w:rPr>
-                <m:t>S</m:t>
-              </m:r>
-            </m:e>
-            <m:sub>
-              <m:r>
-                <w:rPr>
-                  <w:rFonts w:ascii="Cambria Math" w:hAnsi="Cambria Math"/>
-                </w:rPr>
-                <m:t>u</m:t>
-              </m:r>
-            </m:sub>
-          </m:sSub>
-          <m:r>
-            <w:rPr>
-              <w:rFonts w:ascii="Cambria Math" w:hAnsi="Cambria Math"/>
-            </w:rPr>
-            <m:t>,</m:t>
-          </m:r>
-          <m:r>
-            <m:rPr>
-              <m:nor/>
-            </m:rPr>
-            <w:rPr>
-              <w:rFonts w:ascii="Arial" w:hAnsi="Arial" w:cs="Arial"/>
-            </w:rPr>
-            <m:t>  </m:t>
-          </m:r>
-          <m:r>
-            <w:rPr>
-              <w:rFonts w:ascii="Cambria Math" w:hAnsi="Cambria Math"/>
-            </w:rPr>
-            <m:t>…]</m:t>
-          </m:r>
-          <m:r>
             <w:br/>
           </m:r>
         </m:oMath>
@@ -310,6 +285,12 @@
             </m:ctrlPr>
           </m:sSubPr>
           <m:e>
+            <m:r>
+              <w:rPr>
+                <w:rFonts w:ascii="Cambria Math" w:hAnsi="Cambria Math"/>
+              </w:rPr>
+              <m:t>R</m:t>
+            </m:r>
             <m:r>
               <w:rPr>
                 <w:rFonts w:ascii="Cambria Math" w:hAnsi="Cambria Math"/>
@@ -342,6 +323,45 @@
         </w:numPr>
       </w:pPr>
       <m:oMath>
+        <m:r>
+          <w:rPr>
+            <w:rFonts w:ascii="Cambria Math" w:hAnsi="Cambria Math"/>
+          </w:rPr>
+          <m:t>QLu</m:t>
+        </m:r>
+      </m:oMath>
+      <w:r>
+        <w:rPr>
+          <w:rFonts w:eastAsiaTheme="minorEastAsia"/>
+        </w:rPr>
+        <w:t> </w:t>
+      </w:r>
+      <w:r>
+        <w:t>:</w:t>
+      </w:r>
+      <w:r>
+        <w:t xml:space="preserve"> Queue </w:t>
+      </w:r>
+      <w:proofErr w:type="spellStart"/>
+      <w:r>
+        <w:t>Load</w:t>
+      </w:r>
+      <w:proofErr w:type="spellEnd"/>
+      <w:r>
+        <w:t xml:space="preserve"> de nœud u = </w:t>
+      </w:r>
+      <w:r>
+        <w:t>Nombre de paquets en attente dans la mémoire tampon.</w:t>
+      </w:r>
+    </w:p>
+    <w:p>
+      <w:pPr>
+        <w:numPr>
+          <w:ilvl w:val="0"/>
+          <w:numId w:val="1"/>
+        </w:numPr>
+      </w:pPr>
+      <m:oMath>
         <m:sSub>
           <m:sSubPr>
             <m:ctrlPr>
@@ -355,95 +375,13 @@
               <w:rPr>
                 <w:rFonts w:ascii="Cambria Math" w:hAnsi="Cambria Math"/>
               </w:rPr>
-              <m:t>I</m:t>
+              <m:t>D</m:t>
             </m:r>
-          </m:e>
-          <m:sub>
             <m:r>
               <w:rPr>
                 <w:rFonts w:ascii="Cambria Math" w:hAnsi="Cambria Math"/>
               </w:rPr>
-              <m:t>u</m:t>
-            </m:r>
-          </m:sub>
-        </m:sSub>
-        <m:r>
-          <w:rPr>
-            <w:rFonts w:ascii="Cambria Math" w:hAnsi="Cambria Math"/>
-          </w:rPr>
-          <m:t>=</m:t>
-        </m:r>
-        <m:f>
-          <m:fPr>
-            <m:ctrlPr>
-              <w:rPr>
-                <w:rFonts w:ascii="Cambria Math" w:hAnsi="Cambria Math"/>
-              </w:rPr>
-            </m:ctrlPr>
-          </m:fPr>
-          <m:num>
-            <m:r>
-              <w:rPr>
-                <w:rFonts w:ascii="Cambria Math" w:hAnsi="Cambria Math"/>
-              </w:rPr>
-              <m:t>1</m:t>
-            </m:r>
-          </m:num>
-          <m:den>
-            <m:sSub>
-              <m:sSubPr>
-                <m:ctrlPr>
-                  <w:rPr>
-                    <w:rFonts w:ascii="Cambria Math" w:hAnsi="Cambria Math"/>
-                  </w:rPr>
-                </m:ctrlPr>
-              </m:sSubPr>
-              <m:e>
-                <m:r>
-                  <w:rPr>
-                    <w:rFonts w:ascii="Cambria Math" w:hAnsi="Cambria Math"/>
-                  </w:rPr>
-                  <m:t>v</m:t>
-                </m:r>
-              </m:e>
-              <m:sub>
-                <m:r>
-                  <w:rPr>
-                    <w:rFonts w:ascii="Cambria Math" w:hAnsi="Cambria Math"/>
-                  </w:rPr>
-                  <m:t>u</m:t>
-                </m:r>
-              </m:sub>
-            </m:sSub>
-          </m:den>
-        </m:f>
-      </m:oMath>
-      <w:r>
-        <w:t>: inverse de la vitesse (plus grand = moins mobile).</w:t>
-      </w:r>
-    </w:p>
-    <w:p>
-      <w:pPr>
-        <w:numPr>
-          <w:ilvl w:val="0"/>
-          <w:numId w:val="1"/>
-        </w:numPr>
-      </w:pPr>
-      <m:oMath>
-        <m:sSub>
-          <m:sSubPr>
-            <m:ctrlPr>
-              <w:rPr>
-                <w:rFonts w:ascii="Cambria Math" w:hAnsi="Cambria Math"/>
-              </w:rPr>
-            </m:ctrlPr>
-          </m:sSubPr>
-          <m:e>
-            <m:r>
-              <w:rPr>
-                <w:rFonts w:ascii="Cambria Math" w:hAnsi="Cambria Math"/>
-              </w:rPr>
-              <m:t>D</m:t>
+              <m:t>eg</m:t>
             </m:r>
           </m:e>
           <m:sub>
@@ -457,7 +395,13 @@
         </m:sSub>
       </m:oMath>
       <w:r>
-        <w:t>: degré (nb de voisins directs).</w:t>
+        <w:t xml:space="preserve">: degré (nb de </w:t>
+      </w:r>
+      <w:r>
+        <w:t>parent candidats</w:t>
+      </w:r>
+      <w:r>
+        <w:t>).</w:t>
       </w:r>
     </w:p>
     <w:p>
@@ -481,7 +425,7 @@
               <w:rPr>
                 <w:rFonts w:ascii="Cambria Math" w:hAnsi="Cambria Math"/>
               </w:rPr>
-              <m:t>S</m:t>
+              <m:t>NPC</m:t>
             </m:r>
           </m:e>
           <m:sub>
@@ -495,107 +439,18 @@
         </m:sSub>
       </m:oMath>
       <w:r>
-        <w:t xml:space="preserve">: stabilité locale </w:t>
-      </w:r>
-      <w:r>
-        <w:t>(</w:t>
-      </w:r>
-      <m:oMath>
-        <m:sSub>
-          <m:sSubPr>
-            <m:ctrlPr>
-              <w:rPr>
-                <w:rFonts w:ascii="Cambria Math" w:hAnsi="Cambria Math"/>
-              </w:rPr>
-            </m:ctrlPr>
-          </m:sSubPr>
-          <m:e>
-            <m:r>
-              <w:rPr>
-                <w:rFonts w:ascii="Cambria Math" w:hAnsi="Cambria Math"/>
-              </w:rPr>
-              <m:t>S</m:t>
-            </m:r>
-          </m:e>
-          <m:sub>
-            <m:r>
-              <w:rPr>
-                <w:rFonts w:ascii="Cambria Math" w:hAnsi="Cambria Math"/>
-              </w:rPr>
-              <m:t>u</m:t>
-            </m:r>
-          </m:sub>
-        </m:sSub>
-        <m:r>
-          <w:rPr>
-            <w:rFonts w:ascii="Cambria Math" w:hAnsi="Cambria Math"/>
-          </w:rPr>
-          <m:t>=</m:t>
-        </m:r>
-        <m:f>
-          <m:fPr>
-            <m:ctrlPr>
-              <w:rPr>
-                <w:rFonts w:ascii="Cambria Math" w:hAnsi="Cambria Math"/>
-              </w:rPr>
-            </m:ctrlPr>
-          </m:fPr>
-          <m:num>
-            <m:r>
-              <w:rPr>
-                <w:rFonts w:ascii="Cambria Math" w:hAnsi="Cambria Math"/>
-              </w:rPr>
-              <m:t>1</m:t>
-            </m:r>
-          </m:num>
-          <m:den>
-            <m:r>
-              <w:rPr>
-                <w:rFonts w:ascii="Cambria Math" w:hAnsi="Cambria Math"/>
-              </w:rPr>
-              <m:t>1+</m:t>
-            </m:r>
-            <m:sSub>
-              <m:sSubPr>
-                <m:ctrlPr>
-                  <w:rPr>
-                    <w:rFonts w:ascii="Cambria Math" w:hAnsi="Cambria Math"/>
-                  </w:rPr>
-                </m:ctrlPr>
-              </m:sSubPr>
-              <m:e>
-                <m:r>
-                  <m:rPr>
-                    <m:nor/>
-                  </m:rPr>
-                  <m:t>parent_switches</m:t>
-                </m:r>
-              </m:e>
-              <m:sub>
-                <m:r>
-                  <w:rPr>
-                    <w:rFonts w:ascii="Cambria Math" w:hAnsi="Cambria Math"/>
-                  </w:rPr>
-                  <m:t>u</m:t>
-                </m:r>
-              </m:sub>
-            </m:sSub>
-          </m:den>
-        </m:f>
-      </m:oMath>
-      <w:r>
-        <w:t>).</w:t>
-      </w:r>
-    </w:p>
-    <w:p>
-      <w:pPr>
-        <w:numPr>
-          <w:ilvl w:val="0"/>
-          <w:numId w:val="1"/>
-        </w:numPr>
-      </w:pPr>
-      <w:r>
-        <w:t>“…” : paramètres futurs (files, charge, etc.).</w:t>
+        <w:t xml:space="preserve">: </w:t>
+      </w:r>
+      <w:r>
+        <w:t xml:space="preserve"> Nombre de changement de parents pendant une période dynamique ; comme la logique de </w:t>
+      </w:r>
+      <w:proofErr w:type="spellStart"/>
+      <w:r>
+        <w:t>trickle</w:t>
+      </w:r>
+      <w:proofErr w:type="spellEnd"/>
+      <w:r>
+        <w:t>.</w:t>
       </w:r>
     </w:p>
     <w:p>
@@ -612,49 +467,6 @@
       <w:r>
         <w:t xml:space="preserve"> :</w:t>
       </w:r>
-    </w:p>
-    <w:p>
-      <w:pPr>
-        <w:rPr>
-          <w:rFonts w:eastAsiaTheme="minorEastAsia"/>
-          <w:i/>
-        </w:rPr>
-      </w:pPr>
-      <m:oMathPara>
-        <m:oMath>
-          <m:sSub>
-            <m:sSubPr>
-              <m:ctrlPr>
-                <w:rPr>
-                  <w:rFonts w:ascii="Cambria Math" w:hAnsi="Cambria Math"/>
-                </w:rPr>
-              </m:ctrlPr>
-            </m:sSubPr>
-            <m:e>
-              <m:r>
-                <w:rPr>
-                  <w:rFonts w:ascii="Cambria Math" w:hAnsi="Cambria Math"/>
-                </w:rPr>
-                <m:t>τ</m:t>
-              </m:r>
-            </m:e>
-            <m:sub>
-              <m:r>
-                <w:rPr>
-                  <w:rFonts w:ascii="Cambria Math" w:hAnsi="Cambria Math"/>
-                </w:rPr>
-                <m:t>u</m:t>
-              </m:r>
-            </m:sub>
-          </m:sSub>
-          <m:r>
-            <w:rPr>
-              <w:rFonts w:ascii="Cambria Math" w:hAnsi="Cambria Math"/>
-            </w:rPr>
-            <m:t>∈[0,1000]</m:t>
-          </m:r>
-        </m:oMath>
-      </m:oMathPara>
     </w:p>
     <w:p>
       <w:r>
@@ -728,6 +540,12 @@
                 </w:rPr>
                 <m:t>P</m:t>
               </m:r>
+              <m:r>
+                <w:rPr>
+                  <w:rFonts w:ascii="Cambria Math" w:hAnsi="Cambria Math"/>
+                </w:rPr>
+                <m:t>E</m:t>
+              </m:r>
             </m:e>
             <m:sub>
               <m:r>
@@ -785,12 +603,14 @@
             <m:t>}</m:t>
           </m:r>
           <m:r>
+            <m:rPr>
+              <m:sty m:val="p"/>
+            </m:rPr>
             <w:br/>
           </m:r>
         </m:oMath>
       </m:oMathPara>
     </w:p>
-    <w:p/>
     <w:p>
       <w:pPr>
         <w:rPr>
@@ -803,7 +623,7 @@
           <w:b/>
           <w:bCs/>
         </w:rPr>
-        <w:t xml:space="preserve">2) Le sens de </w:t>
+        <w:t xml:space="preserve"> Le sens de </w:t>
       </w:r>
       <m:oMath>
         <m:r>
@@ -882,12 +702,7 @@
     </w:p>
     <w:p>
       <w:r>
-        <w:t>“Ce nœud a une bonne qualité en soi (énergie/mobilité/stabilité/degré), et il est attaché à un parent qui avait lui-même une bonne qualité… donc globalement, depuis la racine, cette branche est bonne.”</w:t>
-      </w:r>
-    </w:p>
-    <w:p>
-      <w:r>
-        <w:t>C’est l’idée “racine → … → u” que tu veux.</w:t>
+        <w:t>“Ce nœud a une bonne qualité et il est attaché à un parent qui avait lui-même une bonne qualité… donc globalement, depuis la racine, cette branche est bonne.”</w:t>
       </w:r>
     </w:p>
     <w:p/>
@@ -903,1049 +718,7 @@
           <w:b/>
           <w:bCs/>
         </w:rPr>
-        <w:t xml:space="preserve">3) Mise à jour récursive de </w:t>
-      </w:r>
-      <m:oMath>
-        <m:r>
-          <m:rPr>
-            <m:sty m:val="bi"/>
-          </m:rPr>
-          <w:rPr>
-            <w:rFonts w:ascii="Cambria Math" w:hAnsi="Cambria Math"/>
-          </w:rPr>
-          <m:t>τ</m:t>
-        </m:r>
-      </m:oMath>
-    </w:p>
-    <w:p>
-      <w:r>
-        <w:t xml:space="preserve">Soit un nœud </w:t>
-      </w:r>
-      <m:oMath>
-        <m:r>
-          <w:rPr>
-            <w:rFonts w:ascii="Cambria Math" w:hAnsi="Cambria Math"/>
-          </w:rPr>
-          <m:t>i</m:t>
-        </m:r>
-      </m:oMath>
-      <w:r>
-        <w:t xml:space="preserve">qui reçoit un DIO émis par un voisin </w:t>
-      </w:r>
-      <m:oMath>
-        <m:r>
-          <w:rPr>
-            <w:rFonts w:ascii="Cambria Math" w:hAnsi="Cambria Math"/>
-          </w:rPr>
-          <m:t>p</m:t>
-        </m:r>
-      </m:oMath>
-      <w:r>
-        <w:t>(candidat parent).</w:t>
-      </w:r>
-    </w:p>
-    <w:p>
-      <w:r>
-        <w:t>Le DIO donne :</w:t>
-      </w:r>
-    </w:p>
-    <w:p>
-      <w:pPr>
-        <w:numPr>
-          <w:ilvl w:val="0"/>
-          <w:numId w:val="2"/>
-        </w:numPr>
-      </w:pPr>
-      <m:oMath>
-        <m:sSub>
-          <m:sSubPr>
-            <m:ctrlPr>
-              <w:rPr>
-                <w:rFonts w:ascii="Cambria Math" w:hAnsi="Cambria Math"/>
-              </w:rPr>
-            </m:ctrlPr>
-          </m:sSubPr>
-          <m:e>
-            <m:r>
-              <w:rPr>
-                <w:rFonts w:ascii="Cambria Math" w:hAnsi="Cambria Math"/>
-              </w:rPr>
-              <m:t>P</m:t>
-            </m:r>
-          </m:e>
-          <m:sub>
-            <m:r>
-              <w:rPr>
-                <w:rFonts w:ascii="Cambria Math" w:hAnsi="Cambria Math"/>
-              </w:rPr>
-              <m:t>p</m:t>
-            </m:r>
-          </m:sub>
-        </m:sSub>
-      </m:oMath>
-      <w:r>
-        <w:t>(</w:t>
-      </w:r>
-      <w:proofErr w:type="gramStart"/>
-      <w:r>
-        <w:t>l’état</w:t>
-      </w:r>
-      <w:proofErr w:type="gramEnd"/>
-      <w:r>
-        <w:t xml:space="preserve"> local de </w:t>
-      </w:r>
-      <m:oMath>
-        <m:r>
-          <w:rPr>
-            <w:rFonts w:ascii="Cambria Math" w:hAnsi="Cambria Math"/>
-          </w:rPr>
-          <m:t>p</m:t>
-        </m:r>
-      </m:oMath>
-      <w:r>
-        <w:t>)</w:t>
-      </w:r>
-    </w:p>
-    <w:p>
-      <w:pPr>
-        <w:numPr>
-          <w:ilvl w:val="0"/>
-          <w:numId w:val="2"/>
-        </w:numPr>
-      </w:pPr>
-      <m:oMath>
-        <m:sSub>
-          <m:sSubPr>
-            <m:ctrlPr>
-              <w:rPr>
-                <w:rFonts w:ascii="Cambria Math" w:hAnsi="Cambria Math"/>
-              </w:rPr>
-            </m:ctrlPr>
-          </m:sSubPr>
-          <m:e>
-            <m:r>
-              <w:rPr>
-                <w:rFonts w:ascii="Cambria Math" w:hAnsi="Cambria Math"/>
-              </w:rPr>
-              <m:t>τ</m:t>
-            </m:r>
-          </m:e>
-          <m:sub>
-            <m:r>
-              <w:rPr>
-                <w:rFonts w:ascii="Cambria Math" w:hAnsi="Cambria Math"/>
-              </w:rPr>
-              <m:t>p</m:t>
-            </m:r>
-          </m:sub>
-        </m:sSub>
-      </m:oMath>
-      <w:r>
-        <w:t>(</w:t>
-      </w:r>
-      <w:proofErr w:type="gramStart"/>
-      <w:r>
-        <w:t>qualité</w:t>
-      </w:r>
-      <w:proofErr w:type="gramEnd"/>
-      <w:r>
-        <w:t xml:space="preserve"> cumulée jusqu’à </w:t>
-      </w:r>
-      <m:oMath>
-        <m:r>
-          <w:rPr>
-            <w:rFonts w:ascii="Cambria Math" w:hAnsi="Cambria Math"/>
-          </w:rPr>
-          <m:t>p</m:t>
-        </m:r>
-      </m:oMath>
-      <w:r>
-        <w:t>)</w:t>
-      </w:r>
-    </w:p>
-    <w:p>
-      <w:r>
-        <w:lastRenderedPageBreak/>
-        <w:t xml:space="preserve">Le nœud </w:t>
-      </w:r>
-      <m:oMath>
-        <m:r>
-          <w:rPr>
-            <w:rFonts w:ascii="Cambria Math" w:hAnsi="Cambria Math"/>
-          </w:rPr>
-          <m:t xml:space="preserve">i </m:t>
-        </m:r>
-      </m:oMath>
-      <w:r>
-        <w:t xml:space="preserve">calcule alors une </w:t>
-      </w:r>
-      <w:r>
-        <w:rPr>
-          <w:b/>
-          <w:bCs/>
-        </w:rPr>
-        <w:t>valeur candidate</w:t>
-      </w:r>
-      <w:r>
-        <w:t xml:space="preserve"> :</w:t>
-      </w:r>
-    </w:p>
-    <w:p>
-      <m:oMathPara>
-        <m:oMath>
-          <m:sSub>
-            <m:sSubPr>
-              <m:ctrlPr>
-                <w:rPr>
-                  <w:rFonts w:ascii="Cambria Math" w:hAnsi="Cambria Math"/>
-                </w:rPr>
-              </m:ctrlPr>
-            </m:sSubPr>
-            <m:e>
-              <m:r>
-                <w:rPr>
-                  <w:rFonts w:ascii="Cambria Math" w:hAnsi="Cambria Math"/>
-                </w:rPr>
-                <m:t>τ</m:t>
-              </m:r>
-            </m:e>
-            <m:sub>
-              <m:r>
-                <w:rPr>
-                  <w:rFonts w:ascii="Cambria Math" w:hAnsi="Cambria Math"/>
-                </w:rPr>
-                <m:t>i←p</m:t>
-              </m:r>
-            </m:sub>
-          </m:sSub>
-          <m:r>
-            <w:rPr>
-              <w:rFonts w:ascii="Cambria Math" w:hAnsi="Cambria Math"/>
-            </w:rPr>
-            <m:t>=F(</m:t>
-          </m:r>
-          <m:sSub>
-            <m:sSubPr>
-              <m:ctrlPr>
-                <w:rPr>
-                  <w:rFonts w:ascii="Cambria Math" w:hAnsi="Cambria Math"/>
-                </w:rPr>
-              </m:ctrlPr>
-            </m:sSubPr>
-            <m:e>
-              <m:r>
-                <w:rPr>
-                  <w:rFonts w:ascii="Cambria Math" w:hAnsi="Cambria Math"/>
-                </w:rPr>
-                <m:t>P</m:t>
-              </m:r>
-            </m:e>
-            <m:sub>
-              <m:r>
-                <w:rPr>
-                  <w:rFonts w:ascii="Cambria Math" w:hAnsi="Cambria Math"/>
-                </w:rPr>
-                <m:t>p</m:t>
-              </m:r>
-            </m:sub>
-          </m:sSub>
-          <m:r>
-            <w:rPr>
-              <w:rFonts w:ascii="Cambria Math" w:hAnsi="Cambria Math"/>
-            </w:rPr>
-            <m:t>,</m:t>
-          </m:r>
-          <m:r>
-            <m:rPr>
-              <m:nor/>
-            </m:rPr>
-            <w:rPr>
-              <w:rFonts w:ascii="Arial" w:hAnsi="Arial" w:cs="Arial"/>
-            </w:rPr>
-            <m:t>  </m:t>
-          </m:r>
-          <m:sSub>
-            <m:sSubPr>
-              <m:ctrlPr>
-                <w:rPr>
-                  <w:rFonts w:ascii="Cambria Math" w:hAnsi="Cambria Math"/>
-                </w:rPr>
-              </m:ctrlPr>
-            </m:sSubPr>
-            <m:e>
-              <m:r>
-                <w:rPr>
-                  <w:rFonts w:ascii="Cambria Math" w:hAnsi="Cambria Math"/>
-                </w:rPr>
-                <m:t>τ</m:t>
-              </m:r>
-            </m:e>
-            <m:sub>
-              <m:r>
-                <w:rPr>
-                  <w:rFonts w:ascii="Cambria Math" w:hAnsi="Cambria Math"/>
-                </w:rPr>
-                <m:t>p</m:t>
-              </m:r>
-            </m:sub>
-          </m:sSub>
-          <m:r>
-            <w:rPr>
-              <w:rFonts w:ascii="Cambria Math" w:hAnsi="Cambria Math"/>
-            </w:rPr>
-            <m:t>)</m:t>
-          </m:r>
-          <m:r>
-            <w:br/>
-          </m:r>
-        </m:oMath>
-      </m:oMathPara>
-    </w:p>
-    <w:p>
-      <w:r>
-        <w:t xml:space="preserve">Une forme simple, conforme à ce que </w:t>
-      </w:r>
-      <w:r>
-        <w:t>le promoteur a proposé</w:t>
-      </w:r>
-      <w:r>
-        <w:t xml:space="preserve"> écrit :</w:t>
-      </w:r>
-    </w:p>
-    <w:p>
-      <m:oMathPara>
-        <m:oMath>
-          <m:sSub>
-            <m:sSubPr>
-              <m:ctrlPr>
-                <w:rPr>
-                  <w:rFonts w:ascii="Cambria Math" w:hAnsi="Cambria Math"/>
-                </w:rPr>
-              </m:ctrlPr>
-            </m:sSubPr>
-            <m:e>
-              <m:r>
-                <w:rPr>
-                  <w:rFonts w:ascii="Cambria Math" w:hAnsi="Cambria Math"/>
-                </w:rPr>
-                <m:t>τ</m:t>
-              </m:r>
-            </m:e>
-            <m:sub>
-              <m:r>
-                <w:rPr>
-                  <w:rFonts w:ascii="Cambria Math" w:hAnsi="Cambria Math"/>
-                </w:rPr>
-                <m:t>i←p</m:t>
-              </m:r>
-            </m:sub>
-          </m:sSub>
-          <m:r>
-            <w:rPr>
-              <w:rFonts w:ascii="Cambria Math" w:hAnsi="Cambria Math"/>
-            </w:rPr>
-            <m:t>=α</m:t>
-          </m:r>
-          <m:sSub>
-            <m:sSubPr>
-              <m:ctrlPr>
-                <w:rPr>
-                  <w:rFonts w:ascii="Cambria Math" w:hAnsi="Cambria Math"/>
-                </w:rPr>
-              </m:ctrlPr>
-            </m:sSubPr>
-            <m:e>
-              <m:r>
-                <w:rPr>
-                  <w:rFonts w:ascii="Cambria Math" w:hAnsi="Cambria Math"/>
-                </w:rPr>
-                <m:t>E</m:t>
-              </m:r>
-            </m:e>
-            <m:sub>
-              <m:r>
-                <w:rPr>
-                  <w:rFonts w:ascii="Cambria Math" w:hAnsi="Cambria Math"/>
-                </w:rPr>
-                <m:t>p</m:t>
-              </m:r>
-            </m:sub>
-          </m:sSub>
-          <m:r>
-            <w:rPr>
-              <w:rFonts w:ascii="Cambria Math" w:hAnsi="Cambria Math"/>
-            </w:rPr>
-            <m:t>+β</m:t>
-          </m:r>
-          <m:sSub>
-            <m:sSubPr>
-              <m:ctrlPr>
-                <w:rPr>
-                  <w:rFonts w:ascii="Cambria Math" w:hAnsi="Cambria Math"/>
-                </w:rPr>
-              </m:ctrlPr>
-            </m:sSubPr>
-            <m:e>
-              <m:r>
-                <w:rPr>
-                  <w:rFonts w:ascii="Cambria Math" w:hAnsi="Cambria Math"/>
-                </w:rPr>
-                <m:t>I</m:t>
-              </m:r>
-            </m:e>
-            <m:sub>
-              <m:r>
-                <w:rPr>
-                  <w:rFonts w:ascii="Cambria Math" w:hAnsi="Cambria Math"/>
-                </w:rPr>
-                <m:t>p</m:t>
-              </m:r>
-            </m:sub>
-          </m:sSub>
-          <m:r>
-            <w:rPr>
-              <w:rFonts w:ascii="Cambria Math" w:hAnsi="Cambria Math"/>
-            </w:rPr>
-            <m:t>+γ</m:t>
-          </m:r>
-          <m:sSub>
-            <m:sSubPr>
-              <m:ctrlPr>
-                <w:rPr>
-                  <w:rFonts w:ascii="Cambria Math" w:hAnsi="Cambria Math"/>
-                </w:rPr>
-              </m:ctrlPr>
-            </m:sSubPr>
-            <m:e>
-              <m:r>
-                <w:rPr>
-                  <w:rFonts w:ascii="Cambria Math" w:hAnsi="Cambria Math"/>
-                </w:rPr>
-                <m:t>D</m:t>
-              </m:r>
-            </m:e>
-            <m:sub>
-              <m:r>
-                <w:rPr>
-                  <w:rFonts w:ascii="Cambria Math" w:hAnsi="Cambria Math"/>
-                </w:rPr>
-                <m:t>p</m:t>
-              </m:r>
-            </m:sub>
-          </m:sSub>
-          <m:r>
-            <w:rPr>
-              <w:rFonts w:ascii="Cambria Math" w:hAnsi="Cambria Math"/>
-            </w:rPr>
-            <m:t>+δ</m:t>
-          </m:r>
-          <m:sSub>
-            <m:sSubPr>
-              <m:ctrlPr>
-                <w:rPr>
-                  <w:rFonts w:ascii="Cambria Math" w:hAnsi="Cambria Math"/>
-                </w:rPr>
-              </m:ctrlPr>
-            </m:sSubPr>
-            <m:e>
-              <m:r>
-                <w:rPr>
-                  <w:rFonts w:ascii="Cambria Math" w:hAnsi="Cambria Math"/>
-                </w:rPr>
-                <m:t>S</m:t>
-              </m:r>
-            </m:e>
-            <m:sub>
-              <m:r>
-                <w:rPr>
-                  <w:rFonts w:ascii="Cambria Math" w:hAnsi="Cambria Math"/>
-                </w:rPr>
-                <m:t>p</m:t>
-              </m:r>
-            </m:sub>
-          </m:sSub>
-          <m:r>
-            <w:rPr>
-              <w:rFonts w:ascii="Cambria Math" w:hAnsi="Cambria Math"/>
-            </w:rPr>
-            <m:t>+ψ</m:t>
-          </m:r>
-          <m:sSub>
-            <m:sSubPr>
-              <m:ctrlPr>
-                <w:rPr>
-                  <w:rFonts w:ascii="Cambria Math" w:hAnsi="Cambria Math"/>
-                </w:rPr>
-              </m:ctrlPr>
-            </m:sSubPr>
-            <m:e>
-              <m:r>
-                <w:rPr>
-                  <w:rFonts w:ascii="Cambria Math" w:hAnsi="Cambria Math"/>
-                </w:rPr>
-                <m:t>τ</m:t>
-              </m:r>
-            </m:e>
-            <m:sub>
-              <m:r>
-                <w:rPr>
-                  <w:rFonts w:ascii="Cambria Math" w:hAnsi="Cambria Math"/>
-                </w:rPr>
-                <m:t>p</m:t>
-              </m:r>
-            </m:sub>
-          </m:sSub>
-          <m:r>
-            <m:rPr>
-              <m:sty m:val="p"/>
-            </m:rPr>
-            <w:br/>
-          </m:r>
-        </m:oMath>
-      </m:oMathPara>
-    </w:p>
-    <w:p>
-      <w:proofErr w:type="gramStart"/>
-      <w:r>
-        <w:t>avec</w:t>
-      </w:r>
-      <w:proofErr w:type="gramEnd"/>
-      <w:r>
-        <w:t xml:space="preserve"> normalisation (pour rester dans </w:t>
-      </w:r>
-      <w:proofErr w:type="gramStart"/>
-      <w:r>
-        <w:t>0..</w:t>
-      </w:r>
-      <w:proofErr w:type="gramEnd"/>
-      <w:r>
-        <w:t>1000) :</w:t>
-      </w:r>
-    </w:p>
-    <w:p>
-      <m:oMathPara>
-        <m:oMath>
-          <m:sSub>
-            <m:sSubPr>
-              <m:ctrlPr>
-                <w:rPr>
-                  <w:rFonts w:ascii="Cambria Math" w:hAnsi="Cambria Math"/>
-                </w:rPr>
-              </m:ctrlPr>
-            </m:sSubPr>
-            <m:e>
-              <m:r>
-                <w:rPr>
-                  <w:rFonts w:ascii="Cambria Math" w:hAnsi="Cambria Math"/>
-                </w:rPr>
-                <m:t>τ</m:t>
-              </m:r>
-            </m:e>
-            <m:sub>
-              <m:r>
-                <w:rPr>
-                  <w:rFonts w:ascii="Cambria Math" w:hAnsi="Cambria Math"/>
-                </w:rPr>
-                <m:t>i←p</m:t>
-              </m:r>
-            </m:sub>
-          </m:sSub>
-          <m:r>
-            <w:rPr>
-              <w:rFonts w:ascii="Cambria Math" w:hAnsi="Cambria Math"/>
-            </w:rPr>
-            <m:t>=</m:t>
-          </m:r>
-          <m:f>
-            <m:fPr>
-              <m:ctrlPr>
-                <w:rPr>
-                  <w:rFonts w:ascii="Cambria Math" w:hAnsi="Cambria Math"/>
-                </w:rPr>
-              </m:ctrlPr>
-            </m:fPr>
-            <m:num>
-              <m:r>
-                <w:rPr>
-                  <w:rFonts w:ascii="Cambria Math" w:hAnsi="Cambria Math"/>
-                </w:rPr>
-                <m:t>α</m:t>
-              </m:r>
-              <m:sSub>
-                <m:sSubPr>
-                  <m:ctrlPr>
-                    <w:rPr>
-                      <w:rFonts w:ascii="Cambria Math" w:hAnsi="Cambria Math"/>
-                    </w:rPr>
-                  </m:ctrlPr>
-                </m:sSubPr>
-                <m:e>
-                  <m:r>
-                    <w:rPr>
-                      <w:rFonts w:ascii="Cambria Math" w:hAnsi="Cambria Math"/>
-                    </w:rPr>
-                    <m:t>E</m:t>
-                  </m:r>
-                </m:e>
-                <m:sub>
-                  <m:r>
-                    <w:rPr>
-                      <w:rFonts w:ascii="Cambria Math" w:hAnsi="Cambria Math"/>
-                    </w:rPr>
-                    <m:t>p</m:t>
-                  </m:r>
-                </m:sub>
-              </m:sSub>
-              <m:r>
-                <w:rPr>
-                  <w:rFonts w:ascii="Cambria Math" w:hAnsi="Cambria Math"/>
-                </w:rPr>
-                <m:t>+β</m:t>
-              </m:r>
-              <m:sSub>
-                <m:sSubPr>
-                  <m:ctrlPr>
-                    <w:rPr>
-                      <w:rFonts w:ascii="Cambria Math" w:hAnsi="Cambria Math"/>
-                    </w:rPr>
-                  </m:ctrlPr>
-                </m:sSubPr>
-                <m:e>
-                  <m:r>
-                    <w:rPr>
-                      <w:rFonts w:ascii="Cambria Math" w:hAnsi="Cambria Math"/>
-                    </w:rPr>
-                    <m:t>I</m:t>
-                  </m:r>
-                </m:e>
-                <m:sub>
-                  <m:r>
-                    <w:rPr>
-                      <w:rFonts w:ascii="Cambria Math" w:hAnsi="Cambria Math"/>
-                    </w:rPr>
-                    <m:t>p</m:t>
-                  </m:r>
-                </m:sub>
-              </m:sSub>
-              <m:r>
-                <w:rPr>
-                  <w:rFonts w:ascii="Cambria Math" w:hAnsi="Cambria Math"/>
-                </w:rPr>
-                <m:t>+γ</m:t>
-              </m:r>
-              <m:sSub>
-                <m:sSubPr>
-                  <m:ctrlPr>
-                    <w:rPr>
-                      <w:rFonts w:ascii="Cambria Math" w:hAnsi="Cambria Math"/>
-                    </w:rPr>
-                  </m:ctrlPr>
-                </m:sSubPr>
-                <m:e>
-                  <m:r>
-                    <w:rPr>
-                      <w:rFonts w:ascii="Cambria Math" w:hAnsi="Cambria Math"/>
-                    </w:rPr>
-                    <m:t>D</m:t>
-                  </m:r>
-                </m:e>
-                <m:sub>
-                  <m:r>
-                    <w:rPr>
-                      <w:rFonts w:ascii="Cambria Math" w:hAnsi="Cambria Math"/>
-                    </w:rPr>
-                    <m:t>p</m:t>
-                  </m:r>
-                </m:sub>
-              </m:sSub>
-              <m:r>
-                <w:rPr>
-                  <w:rFonts w:ascii="Cambria Math" w:hAnsi="Cambria Math"/>
-                </w:rPr>
-                <m:t>+δ</m:t>
-              </m:r>
-              <m:sSub>
-                <m:sSubPr>
-                  <m:ctrlPr>
-                    <w:rPr>
-                      <w:rFonts w:ascii="Cambria Math" w:hAnsi="Cambria Math"/>
-                    </w:rPr>
-                  </m:ctrlPr>
-                </m:sSubPr>
-                <m:e>
-                  <m:r>
-                    <w:rPr>
-                      <w:rFonts w:ascii="Cambria Math" w:hAnsi="Cambria Math"/>
-                    </w:rPr>
-                    <m:t>S</m:t>
-                  </m:r>
-                </m:e>
-                <m:sub>
-                  <m:r>
-                    <w:rPr>
-                      <w:rFonts w:ascii="Cambria Math" w:hAnsi="Cambria Math"/>
-                    </w:rPr>
-                    <m:t>p</m:t>
-                  </m:r>
-                </m:sub>
-              </m:sSub>
-              <m:r>
-                <w:rPr>
-                  <w:rFonts w:ascii="Cambria Math" w:hAnsi="Cambria Math"/>
-                </w:rPr>
-                <m:t>+ψ</m:t>
-              </m:r>
-              <m:sSub>
-                <m:sSubPr>
-                  <m:ctrlPr>
-                    <w:rPr>
-                      <w:rFonts w:ascii="Cambria Math" w:hAnsi="Cambria Math"/>
-                    </w:rPr>
-                  </m:ctrlPr>
-                </m:sSubPr>
-                <m:e>
-                  <m:r>
-                    <w:rPr>
-                      <w:rFonts w:ascii="Cambria Math" w:hAnsi="Cambria Math"/>
-                    </w:rPr>
-                    <m:t>τ</m:t>
-                  </m:r>
-                </m:e>
-                <m:sub>
-                  <m:r>
-                    <w:rPr>
-                      <w:rFonts w:ascii="Cambria Math" w:hAnsi="Cambria Math"/>
-                    </w:rPr>
-                    <m:t>p</m:t>
-                  </m:r>
-                </m:sub>
-              </m:sSub>
-            </m:num>
-            <m:den>
-              <m:r>
-                <w:rPr>
-                  <w:rFonts w:ascii="Cambria Math" w:hAnsi="Cambria Math"/>
-                </w:rPr>
-                <m:t>α+β+γ+δ+ψ</m:t>
-              </m:r>
-            </m:den>
-          </m:f>
-          <m:r>
-            <m:rPr>
-              <m:sty m:val="p"/>
-            </m:rPr>
-            <w:br/>
-          </m:r>
-        </m:oMath>
-      </m:oMathPara>
-    </w:p>
-    <w:p>
-      <w:r>
-        <w:rPr>
-          <w:rFonts w:ascii="Segoe UI Emoji" w:hAnsi="Segoe UI Emoji" w:cs="Segoe UI Emoji"/>
-        </w:rPr>
-        <w:t>👉</w:t>
-      </w:r>
-      <w:r>
-        <w:t xml:space="preserve"> </w:t>
-      </w:r>
-      <w:r>
-        <w:rPr>
-          <w:b/>
-          <w:bCs/>
-        </w:rPr>
-        <w:t>Interprétation</w:t>
-      </w:r>
-      <w:r>
-        <w:t xml:space="preserve"> :</w:t>
-      </w:r>
-    </w:p>
-    <w:p>
-      <w:pPr>
-        <w:numPr>
-          <w:ilvl w:val="0"/>
-          <w:numId w:val="3"/>
-        </w:numPr>
-      </w:pPr>
-      <m:oMath>
-        <m:sSub>
-          <m:sSubPr>
-            <m:ctrlPr>
-              <w:rPr>
-                <w:rFonts w:ascii="Cambria Math" w:hAnsi="Cambria Math"/>
-              </w:rPr>
-            </m:ctrlPr>
-          </m:sSubPr>
-          <m:e>
-            <m:r>
-              <w:rPr>
-                <w:rFonts w:ascii="Cambria Math" w:hAnsi="Cambria Math"/>
-              </w:rPr>
-              <m:t>E</m:t>
-            </m:r>
-          </m:e>
-          <m:sub>
-            <m:r>
-              <w:rPr>
-                <w:rFonts w:ascii="Cambria Math" w:hAnsi="Cambria Math"/>
-              </w:rPr>
-              <m:t>p</m:t>
-            </m:r>
-          </m:sub>
-        </m:sSub>
-        <m:r>
-          <w:rPr>
-            <w:rFonts w:ascii="Cambria Math" w:hAnsi="Cambria Math"/>
-          </w:rPr>
-          <m:t>,</m:t>
-        </m:r>
-        <m:sSub>
-          <m:sSubPr>
-            <m:ctrlPr>
-              <w:rPr>
-                <w:rFonts w:ascii="Cambria Math" w:hAnsi="Cambria Math"/>
-              </w:rPr>
-            </m:ctrlPr>
-          </m:sSubPr>
-          <m:e>
-            <m:r>
-              <w:rPr>
-                <w:rFonts w:ascii="Cambria Math" w:hAnsi="Cambria Math"/>
-              </w:rPr>
-              <m:t>I</m:t>
-            </m:r>
-          </m:e>
-          <m:sub>
-            <m:r>
-              <w:rPr>
-                <w:rFonts w:ascii="Cambria Math" w:hAnsi="Cambria Math"/>
-              </w:rPr>
-              <m:t>p</m:t>
-            </m:r>
-          </m:sub>
-        </m:sSub>
-        <m:r>
-          <w:rPr>
-            <w:rFonts w:ascii="Cambria Math" w:hAnsi="Cambria Math"/>
-          </w:rPr>
-          <m:t>,</m:t>
-        </m:r>
-        <m:sSub>
-          <m:sSubPr>
-            <m:ctrlPr>
-              <w:rPr>
-                <w:rFonts w:ascii="Cambria Math" w:hAnsi="Cambria Math"/>
-              </w:rPr>
-            </m:ctrlPr>
-          </m:sSubPr>
-          <m:e>
-            <m:r>
-              <w:rPr>
-                <w:rFonts w:ascii="Cambria Math" w:hAnsi="Cambria Math"/>
-              </w:rPr>
-              <m:t>D</m:t>
-            </m:r>
-          </m:e>
-          <m:sub>
-            <m:r>
-              <w:rPr>
-                <w:rFonts w:ascii="Cambria Math" w:hAnsi="Cambria Math"/>
-              </w:rPr>
-              <m:t>p</m:t>
-            </m:r>
-          </m:sub>
-        </m:sSub>
-        <m:r>
-          <w:rPr>
-            <w:rFonts w:ascii="Cambria Math" w:hAnsi="Cambria Math"/>
-          </w:rPr>
-          <m:t>,</m:t>
-        </m:r>
-        <m:sSub>
-          <m:sSubPr>
-            <m:ctrlPr>
-              <w:rPr>
-                <w:rFonts w:ascii="Cambria Math" w:hAnsi="Cambria Math"/>
-              </w:rPr>
-            </m:ctrlPr>
-          </m:sSubPr>
-          <m:e>
-            <m:r>
-              <w:rPr>
-                <w:rFonts w:ascii="Cambria Math" w:hAnsi="Cambria Math"/>
-              </w:rPr>
-              <m:t>S</m:t>
-            </m:r>
-          </m:e>
-          <m:sub>
-            <m:r>
-              <w:rPr>
-                <w:rFonts w:ascii="Cambria Math" w:hAnsi="Cambria Math"/>
-              </w:rPr>
-              <m:t>p</m:t>
-            </m:r>
-          </m:sub>
-        </m:sSub>
-      </m:oMath>
-      <w:r>
-        <w:t>= “qualité intrinsèque du parent”</w:t>
-      </w:r>
-      <w:r>
-        <w:t xml:space="preserve"> </w:t>
-      </w:r>
-      <w:r>
-        <w:sym w:font="Wingdings" w:char="F0E0"/>
-      </w:r>
-      <w:r>
-        <w:t xml:space="preserve"> </w:t>
-      </w:r>
-      <w:r>
-        <w:t>définit de tel façon à maximiser le τ</w:t>
-      </w:r>
-    </w:p>
-    <w:p>
-      <w:pPr>
-        <w:numPr>
-          <w:ilvl w:val="0"/>
-          <w:numId w:val="3"/>
-        </w:numPr>
-      </w:pPr>
-      <m:oMath>
-        <m:sSub>
-          <m:sSubPr>
-            <m:ctrlPr>
-              <w:rPr>
-                <w:rFonts w:ascii="Cambria Math" w:hAnsi="Cambria Math"/>
-              </w:rPr>
-            </m:ctrlPr>
-          </m:sSubPr>
-          <m:e>
-            <m:r>
-              <w:rPr>
-                <w:rFonts w:ascii="Cambria Math" w:hAnsi="Cambria Math"/>
-              </w:rPr>
-              <m:t>τ</m:t>
-            </m:r>
-          </m:e>
-          <m:sub>
-            <m:r>
-              <w:rPr>
-                <w:rFonts w:ascii="Cambria Math" w:hAnsi="Cambria Math"/>
-              </w:rPr>
-              <m:t>p</m:t>
-            </m:r>
-          </m:sub>
-        </m:sSub>
-      </m:oMath>
-      <w:r>
-        <w:t>= “qualité cumulée du chemin jusqu’au parent”</w:t>
-      </w:r>
-    </w:p>
-    <w:p>
-      <w:pPr>
-        <w:numPr>
-          <w:ilvl w:val="0"/>
-          <w:numId w:val="3"/>
-        </w:numPr>
-      </w:pPr>
-      <w:proofErr w:type="gramStart"/>
-      <w:r>
-        <w:t>donc</w:t>
-      </w:r>
-      <w:proofErr w:type="gramEnd"/>
-      <w:r>
-        <w:t xml:space="preserve"> </w:t>
-      </w:r>
-      <m:oMath>
-        <m:sSub>
-          <m:sSubPr>
-            <m:ctrlPr>
-              <w:rPr>
-                <w:rFonts w:ascii="Cambria Math" w:hAnsi="Cambria Math"/>
-              </w:rPr>
-            </m:ctrlPr>
-          </m:sSubPr>
-          <m:e>
-            <m:r>
-              <w:rPr>
-                <w:rFonts w:ascii="Cambria Math" w:hAnsi="Cambria Math"/>
-              </w:rPr>
-              <m:t>τ</m:t>
-            </m:r>
-          </m:e>
-          <m:sub>
-            <m:r>
-              <w:rPr>
-                <w:rFonts w:ascii="Cambria Math" w:hAnsi="Cambria Math"/>
-              </w:rPr>
-              <m:t>i←p</m:t>
-            </m:r>
-          </m:sub>
-        </m:sSub>
-      </m:oMath>
-      <w:r>
-        <w:t xml:space="preserve">= “qualité de la branche si </w:t>
-      </w:r>
-      <m:oMath>
-        <m:r>
-          <w:rPr>
-            <w:rFonts w:ascii="Cambria Math" w:hAnsi="Cambria Math"/>
-          </w:rPr>
-          <m:t>i</m:t>
-        </m:r>
-      </m:oMath>
-      <w:r>
-        <w:t xml:space="preserve">choisit </w:t>
-      </w:r>
-      <m:oMath>
-        <m:r>
-          <w:rPr>
-            <w:rFonts w:ascii="Cambria Math" w:hAnsi="Cambria Math"/>
-          </w:rPr>
-          <m:t>p</m:t>
-        </m:r>
-      </m:oMath>
-      <w:r>
-        <w:t>”.</w:t>
-      </w:r>
-    </w:p>
-    <w:p>
-      <w:r>
-        <w:rPr>
-          <w:b/>
-          <w:bCs/>
-        </w:rPr>
-        <w:t>C’est la récurrence</w:t>
-      </w:r>
-      <w:r>
-        <w:t xml:space="preserve"> : chaque niveau réutilise </w:t>
-      </w:r>
-      <m:oMath>
-        <m:r>
-          <w:rPr>
-            <w:rFonts w:ascii="Cambria Math" w:hAnsi="Cambria Math"/>
-          </w:rPr>
-          <m:t xml:space="preserve">τ </m:t>
-        </m:r>
-      </m:oMath>
-      <w:r>
-        <w:t>reçu.</w:t>
-      </w:r>
-    </w:p>
-    <w:p/>
-    <w:p>
-      <w:pPr>
-        <w:rPr>
-          <w:b/>
-          <w:bCs/>
-        </w:rPr>
-      </w:pPr>
-      <w:r>
-        <w:rPr>
-          <w:b/>
-          <w:bCs/>
-        </w:rPr>
-        <w:t xml:space="preserve">4) Qualité de lien directe </w:t>
+        <w:t xml:space="preserve">  </w:t>
       </w:r>
       <m:oMath>
         <m:sSub>
@@ -1989,7 +762,25 @@
           <w:rPr>
             <w:rFonts w:ascii="Cambria Math" w:hAnsi="Cambria Math"/>
           </w:rPr>
-          <m:t>(i,p)</m:t>
+          <m:t>(i,</m:t>
+        </m:r>
+        <m:r>
+          <m:rPr>
+            <m:sty m:val="bi"/>
+          </m:rPr>
+          <w:rPr>
+            <w:rFonts w:ascii="Cambria Math" w:hAnsi="Cambria Math"/>
+          </w:rPr>
+          <m:t>u</m:t>
+        </m:r>
+        <m:r>
+          <m:rPr>
+            <m:sty m:val="bi"/>
+          </m:rPr>
+          <w:rPr>
+            <w:rFonts w:ascii="Cambria Math" w:hAnsi="Cambria Math"/>
+          </w:rPr>
+          <m:t>)</m:t>
         </m:r>
       </m:oMath>
     </w:p>
@@ -2023,7 +814,7 @@
           <w:rPr>
             <w:rFonts w:ascii="Cambria Math" w:hAnsi="Cambria Math"/>
           </w:rPr>
-          <m:t>p</m:t>
+          <m:t>u</m:t>
         </m:r>
       </m:oMath>
       <w:r>
@@ -2031,6 +822,11 @@
       </w:r>
     </w:p>
     <w:p>
+      <w:pPr>
+        <w:rPr>
+          <w:rFonts w:eastAsiaTheme="minorEastAsia"/>
+        </w:rPr>
+      </w:pPr>
       <m:oMathPara>
         <m:oMath>
           <m:sSub>
@@ -2062,7 +858,19 @@
             <w:rPr>
               <w:rFonts w:ascii="Cambria Math" w:hAnsi="Cambria Math"/>
             </w:rPr>
-            <m:t>(i,p)=[</m:t>
+            <m:t>(i,</m:t>
+          </m:r>
+          <m:r>
+            <w:rPr>
+              <w:rFonts w:ascii="Cambria Math" w:hAnsi="Cambria Math"/>
+            </w:rPr>
+            <m:t>u</m:t>
+          </m:r>
+          <m:r>
+            <w:rPr>
+              <w:rFonts w:ascii="Cambria Math" w:hAnsi="Cambria Math"/>
+            </w:rPr>
+            <m:t>)=[</m:t>
           </m:r>
           <m:sSub>
             <m:sSubPr>
@@ -2079,13 +887,25 @@
                 </w:rPr>
                 <m:t>R</m:t>
               </m:r>
+              <m:r>
+                <w:rPr>
+                  <w:rFonts w:ascii="Cambria Math" w:hAnsi="Cambria Math"/>
+                </w:rPr>
+                <m:t>SSI</m:t>
+              </m:r>
             </m:e>
             <m:sub>
               <m:r>
                 <w:rPr>
                   <w:rFonts w:ascii="Cambria Math" w:hAnsi="Cambria Math"/>
                 </w:rPr>
-                <m:t>ip</m:t>
+                <m:t>i</m:t>
+              </m:r>
+              <m:r>
+                <w:rPr>
+                  <w:rFonts w:ascii="Cambria Math" w:hAnsi="Cambria Math"/>
+                </w:rPr>
+                <m:t>u</m:t>
               </m:r>
             </m:sub>
           </m:sSub>
@@ -2104,6 +924,15 @@
             </w:rPr>
             <m:t>  </m:t>
           </m:r>
+          <m:r>
+            <m:rPr>
+              <m:nor/>
+            </m:rPr>
+            <w:rPr>
+              <w:rFonts w:ascii="Cambria Math" w:hAnsi="Arial" w:cs="Arial"/>
+            </w:rPr>
+            <m:t>ET</m:t>
+          </m:r>
           <m:sSub>
             <m:sSubPr>
               <m:ctrlPr>
@@ -2125,7 +954,13 @@
                 <w:rPr>
                   <w:rFonts w:ascii="Cambria Math" w:hAnsi="Cambria Math"/>
                 </w:rPr>
-                <m:t>ip</m:t>
+                <m:t>i</m:t>
+              </m:r>
+              <m:r>
+                <w:rPr>
+                  <w:rFonts w:ascii="Cambria Math" w:hAnsi="Cambria Math"/>
+                </w:rPr>
+                <m:t>u</m:t>
               </m:r>
             </m:sub>
           </m:sSub>
@@ -2133,287 +968,32 @@
             <w:rPr>
               <w:rFonts w:ascii="Cambria Math" w:hAnsi="Cambria Math"/>
             </w:rPr>
-            <m:t>,</m:t>
-          </m:r>
-          <m:r>
-            <m:rPr>
-              <m:nor/>
-            </m:rPr>
-            <w:rPr>
-              <w:rFonts w:ascii="Arial" w:hAnsi="Arial" w:cs="Arial"/>
-            </w:rPr>
-            <m:t>  </m:t>
-          </m:r>
-          <m:sSub>
-            <m:sSubPr>
-              <m:ctrlPr>
-                <w:rPr>
-                  <w:rFonts w:ascii="Cambria Math" w:hAnsi="Cambria Math"/>
-                </w:rPr>
-              </m:ctrlPr>
-            </m:sSubPr>
-            <m:e>
-              <m:r>
-                <w:rPr>
-                  <w:rFonts w:ascii="Cambria Math" w:hAnsi="Cambria Math"/>
-                </w:rPr>
-                <m:t>L</m:t>
-              </m:r>
-            </m:e>
-            <m:sub>
-              <m:r>
-                <w:rPr>
-                  <w:rFonts w:ascii="Cambria Math" w:hAnsi="Cambria Math"/>
-                </w:rPr>
-                <m:t>ip</m:t>
-              </m:r>
-            </m:sub>
-          </m:sSub>
-          <m:r>
-            <w:rPr>
-              <w:rFonts w:ascii="Cambria Math" w:hAnsi="Cambria Math"/>
-            </w:rPr>
-            <m:t>,</m:t>
-          </m:r>
-          <m:r>
-            <m:rPr>
-              <m:nor/>
-            </m:rPr>
-            <w:rPr>
-              <w:rFonts w:ascii="Arial" w:hAnsi="Arial" w:cs="Arial"/>
-            </w:rPr>
-            <m:t>  </m:t>
-          </m:r>
-          <m:sSub>
-            <m:sSubPr>
-              <m:ctrlPr>
-                <w:rPr>
-                  <w:rFonts w:ascii="Cambria Math" w:hAnsi="Cambria Math"/>
-                </w:rPr>
-              </m:ctrlPr>
-            </m:sSubPr>
-            <m:e>
-              <m:r>
-                <w:rPr>
-                  <w:rFonts w:ascii="Cambria Math" w:hAnsi="Cambria Math"/>
-                </w:rPr>
-                <m:t>H</m:t>
-              </m:r>
-            </m:e>
-            <m:sub>
-              <m:r>
-                <w:rPr>
-                  <w:rFonts w:ascii="Cambria Math" w:hAnsi="Cambria Math"/>
-                </w:rPr>
-                <m:t>p</m:t>
-              </m:r>
-            </m:sub>
-          </m:sSub>
-          <m:r>
-            <w:rPr>
-              <w:rFonts w:ascii="Cambria Math" w:hAnsi="Cambria Math"/>
-            </w:rPr>
             <m:t>]</m:t>
-          </m:r>
-          <m:r>
-            <w:br/>
           </m:r>
         </m:oMath>
       </m:oMathPara>
     </w:p>
     <w:p>
+      <m:oMathPara>
+        <m:oMath>
+          <m:r>
+            <m:rPr>
+              <m:sty m:val="p"/>
+            </m:rPr>
+            <w:rPr>
+              <w:rFonts w:ascii="Cambria Math" w:hAnsi="Cambria Math"/>
+            </w:rPr>
+            <w:br/>
+          </m:r>
+        </m:oMath>
+      </m:oMathPara>
       <w:proofErr w:type="gramStart"/>
       <w:r>
-        <w:t>où</w:t>
+        <w:t>donc</w:t>
       </w:r>
       <w:proofErr w:type="gramEnd"/>
       <w:r>
-        <w:t xml:space="preserve"> :</w:t>
-      </w:r>
-    </w:p>
-    <w:p>
-      <w:pPr>
-        <w:numPr>
-          <w:ilvl w:val="0"/>
-          <w:numId w:val="4"/>
-        </w:numPr>
-      </w:pPr>
-      <m:oMath>
-        <m:sSub>
-          <m:sSubPr>
-            <m:ctrlPr>
-              <w:rPr>
-                <w:rFonts w:ascii="Cambria Math" w:hAnsi="Cambria Math"/>
-              </w:rPr>
-            </m:ctrlPr>
-          </m:sSubPr>
-          <m:e>
-            <m:r>
-              <w:rPr>
-                <w:rFonts w:ascii="Cambria Math" w:hAnsi="Cambria Math"/>
-              </w:rPr>
-              <m:t>R</m:t>
-            </m:r>
-          </m:e>
-          <m:sub>
-            <m:r>
-              <w:rPr>
-                <w:rFonts w:ascii="Cambria Math" w:hAnsi="Cambria Math"/>
-              </w:rPr>
-              <m:t>ip</m:t>
-            </m:r>
-          </m:sub>
-        </m:sSub>
-      </m:oMath>
-      <w:r>
-        <w:t>: RSSI (plus grand = mieux)</w:t>
-      </w:r>
-    </w:p>
-    <w:p>
-      <w:pPr>
-        <w:numPr>
-          <w:ilvl w:val="0"/>
-          <w:numId w:val="4"/>
-        </w:numPr>
-      </w:pPr>
-      <m:oMath>
-        <m:sSub>
-          <m:sSubPr>
-            <m:ctrlPr>
-              <w:rPr>
-                <w:rFonts w:ascii="Cambria Math" w:hAnsi="Cambria Math"/>
-              </w:rPr>
-            </m:ctrlPr>
-          </m:sSubPr>
-          <m:e>
-            <m:r>
-              <w:rPr>
-                <w:rFonts w:ascii="Cambria Math" w:hAnsi="Cambria Math"/>
-              </w:rPr>
-              <m:t>X</m:t>
-            </m:r>
-          </m:e>
-          <m:sub>
-            <m:r>
-              <w:rPr>
-                <w:rFonts w:ascii="Cambria Math" w:hAnsi="Cambria Math"/>
-              </w:rPr>
-              <m:t>ip</m:t>
-            </m:r>
-          </m:sub>
-        </m:sSub>
-      </m:oMath>
-      <w:r>
-        <w:t>: ETX du lien (plus petit = mieux)</w:t>
-      </w:r>
-    </w:p>
-    <w:p>
-      <w:pPr>
-        <w:numPr>
-          <w:ilvl w:val="0"/>
-          <w:numId w:val="4"/>
-        </w:numPr>
-      </w:pPr>
-      <m:oMath>
-        <m:sSub>
-          <m:sSubPr>
-            <m:ctrlPr>
-              <w:rPr>
-                <w:rFonts w:ascii="Cambria Math" w:hAnsi="Cambria Math"/>
-              </w:rPr>
-            </m:ctrlPr>
-          </m:sSubPr>
-          <m:e>
-            <m:r>
-              <w:rPr>
-                <w:rFonts w:ascii="Cambria Math" w:hAnsi="Cambria Math"/>
-              </w:rPr>
-              <m:t>L</m:t>
-            </m:r>
-          </m:e>
-          <m:sub>
-            <m:r>
-              <w:rPr>
-                <w:rFonts w:ascii="Cambria Math" w:hAnsi="Cambria Math"/>
-              </w:rPr>
-              <m:t>ip</m:t>
-            </m:r>
-          </m:sub>
-        </m:sSub>
-      </m:oMath>
-      <w:r>
-        <w:t>: stabilité du lien (freshness/variance) (plus grand = mieux)</w:t>
-      </w:r>
-    </w:p>
-    <w:p>
-      <w:pPr>
-        <w:numPr>
-          <w:ilvl w:val="0"/>
-          <w:numId w:val="4"/>
-        </w:numPr>
-      </w:pPr>
-      <m:oMath>
-        <m:sSub>
-          <m:sSubPr>
-            <m:ctrlPr>
-              <w:rPr>
-                <w:rFonts w:ascii="Cambria Math" w:hAnsi="Cambria Math"/>
-              </w:rPr>
-            </m:ctrlPr>
-          </m:sSubPr>
-          <m:e>
-            <m:r>
-              <w:rPr>
-                <w:rFonts w:ascii="Cambria Math" w:hAnsi="Cambria Math"/>
-              </w:rPr>
-              <m:t>H</m:t>
-            </m:r>
-          </m:e>
-          <m:sub>
-            <m:r>
-              <w:rPr>
-                <w:rFonts w:ascii="Cambria Math" w:hAnsi="Cambria Math"/>
-              </w:rPr>
-              <m:t>p</m:t>
-            </m:r>
-          </m:sub>
-        </m:sSub>
-      </m:oMath>
-      <w:r>
-        <w:t xml:space="preserve">: nb de sauts vers la racine via </w:t>
-      </w:r>
-      <m:oMath>
-        <m:r>
-          <w:rPr>
-            <w:rFonts w:ascii="Cambria Math" w:hAnsi="Cambria Math"/>
-          </w:rPr>
-          <m:t>p</m:t>
-        </m:r>
-      </m:oMath>
-      <w:r>
-        <w:t xml:space="preserve">(souvent dérivé du rank de </w:t>
-      </w:r>
-      <m:oMath>
-        <m:r>
-          <w:rPr>
-            <w:rFonts w:ascii="Cambria Math" w:hAnsi="Cambria Math"/>
-          </w:rPr>
-          <m:t>p</m:t>
-        </m:r>
-      </m:oMath>
-      <w:r>
-        <w:t>)</w:t>
-      </w:r>
-    </w:p>
-    <w:p>
-      <w:r>
-        <w:t xml:space="preserve">Ici </w:t>
-      </w:r>
-      <w:r>
-        <w:t>on sépare</w:t>
-      </w:r>
-      <w:r>
-        <w:t xml:space="preserve"> bien :</w:t>
+        <w:t> :</w:t>
       </w:r>
     </w:p>
     <w:p>
@@ -2474,6 +1054,7 @@
       </w:r>
     </w:p>
     <w:p/>
+    <w:p/>
     <w:p>
       <w:pPr>
         <w:rPr>
@@ -2486,24 +1067,206 @@
           <w:b/>
           <w:bCs/>
         </w:rPr>
-        <w:t xml:space="preserve">5) État local du nœud </w:t>
-      </w:r>
+        <w:t xml:space="preserve"> Mise à jour récursive de </w:t>
+      </w:r>
+      <m:oMath>
+        <m:r>
+          <m:rPr>
+            <m:sty m:val="bi"/>
+          </m:rPr>
+          <w:rPr>
+            <w:rFonts w:ascii="Cambria Math" w:hAnsi="Cambria Math"/>
+          </w:rPr>
+          <m:t>τ</m:t>
+        </m:r>
+      </m:oMath>
+    </w:p>
+    <w:p>
+      <w:r>
+        <w:lastRenderedPageBreak/>
+        <w:t xml:space="preserve">Soit un nœud </w:t>
+      </w:r>
+      <m:oMath>
+        <m:r>
+          <w:rPr>
+            <w:rFonts w:ascii="Cambria Math" w:hAnsi="Cambria Math"/>
+          </w:rPr>
+          <m:t>i</m:t>
+        </m:r>
+        <m:r>
+          <w:rPr>
+            <w:rFonts w:ascii="Cambria Math" w:hAnsi="Cambria Math"/>
+          </w:rPr>
+          <m:t xml:space="preserve"> </m:t>
+        </m:r>
+      </m:oMath>
+      <w:r>
+        <w:t xml:space="preserve">qui reçoit un DIO émis par un voisin </w:t>
+      </w:r>
+      <m:oMath>
+        <m:r>
+          <w:rPr>
+            <w:rFonts w:ascii="Cambria Math" w:hAnsi="Cambria Math"/>
+          </w:rPr>
+          <m:t>u</m:t>
+        </m:r>
+        <m:r>
+          <w:rPr>
+            <w:rFonts w:ascii="Cambria Math" w:hAnsi="Cambria Math"/>
+          </w:rPr>
+          <m:t xml:space="preserve"> </m:t>
+        </m:r>
+      </m:oMath>
+      <w:r>
+        <w:t>(candidat parent).</w:t>
+      </w:r>
+    </w:p>
+    <w:p>
+      <w:r>
+        <w:t>Le DIO donne :</w:t>
+      </w:r>
+    </w:p>
+    <w:p>
+      <w:pPr>
+        <w:numPr>
+          <w:ilvl w:val="0"/>
+          <w:numId w:val="2"/>
+        </w:numPr>
+      </w:pPr>
       <m:oMath>
         <m:sSub>
           <m:sSubPr>
             <m:ctrlPr>
               <w:rPr>
                 <w:rFonts w:ascii="Cambria Math" w:hAnsi="Cambria Math"/>
-                <w:b/>
-                <w:bCs/>
               </w:rPr>
             </m:ctrlPr>
           </m:sSubPr>
           <m:e>
             <m:r>
-              <m:rPr>
-                <m:sty m:val="bi"/>
-              </m:rPr>
+              <w:rPr>
+                <w:rFonts w:ascii="Cambria Math" w:hAnsi="Cambria Math"/>
+              </w:rPr>
+              <m:t>P</m:t>
+            </m:r>
+            <m:r>
+              <w:rPr>
+                <w:rFonts w:ascii="Cambria Math" w:hAnsi="Cambria Math"/>
+              </w:rPr>
+              <m:t>E</m:t>
+            </m:r>
+          </m:e>
+          <m:sub>
+            <m:r>
+              <w:rPr>
+                <w:rFonts w:ascii="Cambria Math" w:hAnsi="Cambria Math"/>
+              </w:rPr>
+              <m:t>u</m:t>
+            </m:r>
+          </m:sub>
+        </m:sSub>
+      </m:oMath>
+      <w:r>
+        <w:t>(</w:t>
+      </w:r>
+      <w:proofErr w:type="gramStart"/>
+      <w:r>
+        <w:t>l’état</w:t>
+      </w:r>
+      <w:proofErr w:type="gramEnd"/>
+      <w:r>
+        <w:t xml:space="preserve"> local de </w:t>
+      </w:r>
+      <m:oMath>
+        <m:r>
+          <w:rPr>
+            <w:rFonts w:ascii="Cambria Math" w:hAnsi="Cambria Math"/>
+          </w:rPr>
+          <m:t>u</m:t>
+        </m:r>
+      </m:oMath>
+      <w:r>
+        <w:t>)</w:t>
+      </w:r>
+    </w:p>
+    <w:p>
+      <w:pPr>
+        <w:numPr>
+          <w:ilvl w:val="0"/>
+          <w:numId w:val="2"/>
+        </w:numPr>
+      </w:pPr>
+      <m:oMath>
+        <m:sSub>
+          <m:sSubPr>
+            <m:ctrlPr>
+              <w:rPr>
+                <w:rFonts w:ascii="Cambria Math" w:hAnsi="Cambria Math"/>
+              </w:rPr>
+            </m:ctrlPr>
+          </m:sSubPr>
+          <m:e>
+            <m:r>
+              <w:rPr>
+                <w:rFonts w:ascii="Cambria Math" w:hAnsi="Cambria Math"/>
+              </w:rPr>
+              <m:t>τ</m:t>
+            </m:r>
+          </m:e>
+          <m:sub>
+            <m:r>
+              <w:rPr>
+                <w:rFonts w:ascii="Cambria Math" w:hAnsi="Cambria Math"/>
+              </w:rPr>
+              <m:t>u</m:t>
+            </m:r>
+          </m:sub>
+        </m:sSub>
+      </m:oMath>
+      <w:r>
+        <w:t>(</w:t>
+      </w:r>
+      <w:proofErr w:type="gramStart"/>
+      <w:r>
+        <w:t>qualité</w:t>
+      </w:r>
+      <w:proofErr w:type="gramEnd"/>
+      <w:r>
+        <w:t xml:space="preserve"> cumulée jusqu’à </w:t>
+      </w:r>
+      <m:oMath>
+        <m:r>
+          <w:rPr>
+            <w:rFonts w:ascii="Cambria Math" w:hAnsi="Cambria Math"/>
+          </w:rPr>
+          <m:t>u</m:t>
+        </m:r>
+      </m:oMath>
+      <w:r>
+        <w:t>)</w:t>
+      </w:r>
+    </w:p>
+    <w:p>
+      <w:pPr>
+        <w:numPr>
+          <w:ilvl w:val="0"/>
+          <w:numId w:val="2"/>
+        </w:numPr>
+      </w:pPr>
+      <w:r>
+        <w:t xml:space="preserve">Le nœud i calcule le </w:t>
+      </w:r>
+      <m:oMath>
+        <m:sSub>
+          <m:sSubPr>
+            <m:ctrlPr>
+              <w:rPr>
+                <w:rFonts w:ascii="Cambria Math" w:hAnsi="Cambria Math"/>
+              </w:rPr>
+            </m:ctrlPr>
+          </m:sSubPr>
+          <m:e>
+            <m:r>
               <w:rPr>
                 <w:rFonts w:ascii="Cambria Math" w:hAnsi="Cambria Math"/>
               </w:rPr>
@@ -2513,15 +1276,18 @@
           <m:sub>
             <m:r>
               <m:rPr>
-                <m:sty m:val="bi"/>
+                <m:nor/>
               </m:rPr>
-              <w:rPr>
-                <w:rFonts w:ascii="Cambria Math" w:hAnsi="Cambria Math"/>
-              </w:rPr>
-              <m:t>i</m:t>
+              <m:t>lien</m:t>
             </m:r>
           </m:sub>
         </m:sSub>
+        <m:r>
+          <w:rPr>
+            <w:rFonts w:ascii="Cambria Math" w:hAnsi="Cambria Math"/>
+          </w:rPr>
+          <m:t>(i,u)</m:t>
+        </m:r>
       </m:oMath>
     </w:p>
     <w:p>
@@ -2537,7 +1303,17 @@
         </m:r>
       </m:oMath>
       <w:r>
-        <w:t>calcule aussi ses propres paramètres :</w:t>
+        <w:t xml:space="preserve">calcule alors une </w:t>
+      </w:r>
+      <w:r>
+        <w:rPr>
+          <w:b/>
+          <w:bCs/>
+        </w:rPr>
+        <w:t>valeur candidate</w:t>
+      </w:r>
+      <w:r>
+        <w:t xml:space="preserve"> :</w:t>
       </w:r>
     </w:p>
     <w:p>
@@ -2556,7 +1332,7 @@
                 <w:rPr>
                   <w:rFonts w:ascii="Cambria Math" w:hAnsi="Cambria Math"/>
                 </w:rPr>
-                <m:t>P</m:t>
+                <m:t>τ</m:t>
               </m:r>
             </m:e>
             <m:sub>
@@ -2564,7 +1340,7 @@
                 <w:rPr>
                   <w:rFonts w:ascii="Cambria Math" w:hAnsi="Cambria Math"/>
                 </w:rPr>
-                <m:t>i</m:t>
+                <m:t>cand</m:t>
               </m:r>
             </m:sub>
           </m:sSub>
@@ -2572,7 +1348,7 @@
             <w:rPr>
               <w:rFonts w:ascii="Cambria Math" w:hAnsi="Cambria Math"/>
             </w:rPr>
-            <m:t>=[</m:t>
+            <m:t>=F(</m:t>
           </m:r>
           <m:sSub>
             <m:sSubPr>
@@ -2587,6 +1363,12 @@
                 <w:rPr>
                   <w:rFonts w:ascii="Cambria Math" w:hAnsi="Cambria Math"/>
                 </w:rPr>
+                <m:t>P</m:t>
+              </m:r>
+              <m:r>
+                <w:rPr>
+                  <w:rFonts w:ascii="Cambria Math" w:hAnsi="Cambria Math"/>
+                </w:rPr>
                 <m:t>E</m:t>
               </m:r>
             </m:e>
@@ -2595,7 +1377,7 @@
                 <w:rPr>
                   <w:rFonts w:ascii="Cambria Math" w:hAnsi="Cambria Math"/>
                 </w:rPr>
-                <m:t>i</m:t>
+                <m:t>u</m:t>
               </m:r>
             </m:sub>
           </m:sSub>
@@ -2604,6 +1386,15 @@
               <w:rFonts w:ascii="Cambria Math" w:hAnsi="Cambria Math"/>
             </w:rPr>
             <m:t>,</m:t>
+          </m:r>
+          <m:r>
+            <m:rPr>
+              <m:nor/>
+            </m:rPr>
+            <w:rPr>
+              <w:rFonts w:ascii="Arial" w:hAnsi="Arial" w:cs="Arial"/>
+            </w:rPr>
+            <m:t>  </m:t>
           </m:r>
           <m:sSub>
             <m:sSubPr>
@@ -2618,7 +1409,7 @@
                 <w:rPr>
                   <w:rFonts w:ascii="Cambria Math" w:hAnsi="Cambria Math"/>
                 </w:rPr>
-                <m:t>I</m:t>
+                <m:t>τ</m:t>
               </m:r>
             </m:e>
             <m:sub>
@@ -2626,7 +1417,7 @@
                 <w:rPr>
                   <w:rFonts w:ascii="Cambria Math" w:hAnsi="Cambria Math"/>
                 </w:rPr>
-                <m:t>i</m:t>
+                <m:t>u</m:t>
               </m:r>
             </m:sub>
           </m:sSub>
@@ -2634,7 +1425,7 @@
             <w:rPr>
               <w:rFonts w:ascii="Cambria Math" w:hAnsi="Cambria Math"/>
             </w:rPr>
-            <m:t>,</m:t>
+            <m:t xml:space="preserve">, </m:t>
           </m:r>
           <m:sSub>
             <m:sSubPr>
@@ -2649,15 +1440,15 @@
                 <w:rPr>
                   <w:rFonts w:ascii="Cambria Math" w:hAnsi="Cambria Math"/>
                 </w:rPr>
-                <m:t>D</m:t>
+                <m:t>P</m:t>
               </m:r>
             </m:e>
             <m:sub>
               <m:r>
-                <w:rPr>
-                  <w:rFonts w:ascii="Cambria Math" w:hAnsi="Cambria Math"/>
-                </w:rPr>
-                <m:t>i</m:t>
+                <m:rPr>
+                  <m:nor/>
+                </m:rPr>
+                <m:t>lien</m:t>
               </m:r>
             </m:sub>
           </m:sSub>
@@ -2665,90 +1456,35 @@
             <w:rPr>
               <w:rFonts w:ascii="Cambria Math" w:hAnsi="Cambria Math"/>
             </w:rPr>
-            <m:t>,</m:t>
-          </m:r>
-          <m:sSub>
-            <m:sSubPr>
-              <m:ctrlPr>
-                <w:rPr>
-                  <w:rFonts w:ascii="Cambria Math" w:hAnsi="Cambria Math"/>
-                </w:rPr>
-              </m:ctrlPr>
-            </m:sSubPr>
-            <m:e>
-              <m:r>
-                <w:rPr>
-                  <w:rFonts w:ascii="Cambria Math" w:hAnsi="Cambria Math"/>
-                </w:rPr>
-                <m:t>S</m:t>
-              </m:r>
-            </m:e>
-            <m:sub>
-              <m:r>
-                <w:rPr>
-                  <w:rFonts w:ascii="Cambria Math" w:hAnsi="Cambria Math"/>
-                </w:rPr>
-                <m:t>i</m:t>
-              </m:r>
-            </m:sub>
-          </m:sSub>
+            <m:t>(i,u)</m:t>
+          </m:r>
           <m:r>
             <w:rPr>
               <w:rFonts w:ascii="Cambria Math" w:hAnsi="Cambria Math"/>
             </w:rPr>
-            <m:t>,…]</m:t>
-          </m:r>
-          <m:r>
+            <m:t>)</m:t>
+          </m:r>
+          <m:r>
+            <m:rPr>
+              <m:sty m:val="p"/>
+            </m:rPr>
             <w:br/>
           </m:r>
         </m:oMath>
       </m:oMathPara>
     </w:p>
     <w:p>
-      <w:pPr>
-        <w:rPr>
-          <w:color w:val="EE0000"/>
-        </w:rPr>
-      </w:pPr>
-      <w:r>
-        <w:rPr>
-          <w:color w:val="EE0000"/>
-        </w:rPr>
-        <w:lastRenderedPageBreak/>
-        <w:t>Pourquoi c’est utile ?</w:t>
-      </w:r>
-    </w:p>
-    <w:p>
-      <w:pPr>
-        <w:numPr>
-          <w:ilvl w:val="0"/>
-          <w:numId w:val="6"/>
-        </w:numPr>
-      </w:pPr>
-      <w:proofErr w:type="gramStart"/>
-      <w:r>
-        <w:t>parce</w:t>
-      </w:r>
-      <w:proofErr w:type="gramEnd"/>
-      <w:r>
-        <w:t xml:space="preserve"> que la décision peut dépendre de l’état du décideur :</w:t>
-      </w:r>
-    </w:p>
-    <w:p>
-      <w:pPr>
-        <w:numPr>
-          <w:ilvl w:val="1"/>
-          <w:numId w:val="6"/>
-        </w:numPr>
-      </w:pPr>
-      <w:proofErr w:type="gramStart"/>
-      <w:r>
-        <w:t>si</w:t>
-      </w:r>
-      <w:proofErr w:type="gramEnd"/>
+      <w:r>
+        <w:t>Une forme simple</w:t>
+      </w:r>
       <w:r>
         <w:t xml:space="preserve"> </w:t>
       </w:r>
+      <w:r>
+        <w:t>:</w:t>
+      </w:r>
+    </w:p>
+    <w:p>
       <m:oMath>
         <m:sSub>
           <m:sSubPr>
@@ -2763,7 +1499,7 @@
               <w:rPr>
                 <w:rFonts w:ascii="Cambria Math" w:hAnsi="Cambria Math"/>
               </w:rPr>
-              <m:t>E</m:t>
+              <m:t>τ</m:t>
             </m:r>
           </m:e>
           <m:sub>
@@ -2771,29 +1507,379 @@
               <w:rPr>
                 <w:rFonts w:ascii="Cambria Math" w:hAnsi="Cambria Math"/>
               </w:rPr>
-              <m:t xml:space="preserve">i </m:t>
+              <m:t>cand</m:t>
+            </m:r>
+          </m:sub>
+        </m:sSub>
+        <m:r>
+          <w:rPr>
+            <w:rFonts w:ascii="Cambria Math" w:hAnsi="Cambria Math"/>
+          </w:rPr>
+          <m:t>=</m:t>
+        </m:r>
+        <m:r>
+          <w:rPr>
+            <w:rFonts w:ascii="Cambria Math" w:hAnsi="Cambria Math"/>
+          </w:rPr>
+          <m:t>a*</m:t>
+        </m:r>
+        <m:sSub>
+          <m:sSubPr>
+            <m:ctrlPr>
+              <w:rPr>
+                <w:rFonts w:ascii="Cambria Math" w:hAnsi="Cambria Math"/>
+                <w:i/>
+              </w:rPr>
+            </m:ctrlPr>
+          </m:sSubPr>
+          <m:e>
+            <m:r>
+              <w:rPr>
+                <w:rFonts w:ascii="Cambria Math" w:hAnsi="Cambria Math"/>
+              </w:rPr>
+              <m:t>RE</m:t>
+            </m:r>
+          </m:e>
+          <m:sub>
+            <m:r>
+              <w:rPr>
+                <w:rFonts w:ascii="Cambria Math" w:hAnsi="Cambria Math"/>
+              </w:rPr>
+              <m:t>u</m:t>
+            </m:r>
+          </m:sub>
+        </m:sSub>
+        <m:r>
+          <w:rPr>
+            <w:rFonts w:ascii="Cambria Math" w:hAnsi="Cambria Math"/>
+          </w:rPr>
+          <m:t>+b*</m:t>
+        </m:r>
+        <m:r>
+          <w:rPr>
+            <w:rFonts w:ascii="Cambria Math" w:hAnsi="Cambria Math"/>
+          </w:rPr>
+          <m:t>QLu</m:t>
+        </m:r>
+        <m:r>
+          <w:rPr>
+            <w:rFonts w:ascii="Cambria Math" w:hAnsi="Cambria Math"/>
+          </w:rPr>
+          <m:t>+c*</m:t>
+        </m:r>
+        <m:sSub>
+          <m:sSubPr>
+            <m:ctrlPr>
+              <w:rPr>
+                <w:rFonts w:ascii="Cambria Math" w:hAnsi="Cambria Math"/>
+                <w:i/>
+              </w:rPr>
+            </m:ctrlPr>
+          </m:sSubPr>
+          <m:e>
+            <m:r>
+              <w:rPr>
+                <w:rFonts w:ascii="Cambria Math" w:hAnsi="Cambria Math"/>
+              </w:rPr>
+              <m:t>Deg</m:t>
+            </m:r>
+          </m:e>
+          <m:sub>
+            <m:r>
+              <w:rPr>
+                <w:rFonts w:ascii="Cambria Math" w:hAnsi="Cambria Math"/>
+              </w:rPr>
+              <m:t>u</m:t>
+            </m:r>
+          </m:sub>
+        </m:sSub>
+        <m:r>
+          <w:rPr>
+            <w:rFonts w:ascii="Cambria Math" w:hAnsi="Cambria Math"/>
+          </w:rPr>
+          <m:t>+d*</m:t>
+        </m:r>
+        <m:sSub>
+          <m:sSubPr>
+            <m:ctrlPr>
+              <w:rPr>
+                <w:rFonts w:ascii="Cambria Math" w:hAnsi="Cambria Math"/>
+                <w:i/>
+              </w:rPr>
+            </m:ctrlPr>
+          </m:sSubPr>
+          <m:e>
+            <m:r>
+              <w:rPr>
+                <w:rFonts w:ascii="Cambria Math" w:hAnsi="Cambria Math"/>
+              </w:rPr>
+              <m:t>NPC</m:t>
+            </m:r>
+          </m:e>
+          <m:sub>
+            <m:r>
+              <w:rPr>
+                <w:rFonts w:ascii="Cambria Math" w:hAnsi="Cambria Math"/>
+              </w:rPr>
+              <m:t>u</m:t>
+            </m:r>
+          </m:sub>
+        </m:sSub>
+        <m:r>
+          <w:rPr>
+            <w:rFonts w:ascii="Cambria Math" w:hAnsi="Cambria Math"/>
+          </w:rPr>
+          <m:t>+e*</m:t>
+        </m:r>
+        <m:r>
+          <m:rPr>
+            <m:nor/>
+          </m:rPr>
+          <w:rPr>
+            <w:rFonts w:ascii="Cambria Math" w:hAnsi="Cambria Math"/>
+            <w:i/>
+          </w:rPr>
+          <m:t>ET</m:t>
+        </m:r>
+        <m:sSub>
+          <m:sSubPr>
+            <m:ctrlPr>
+              <w:rPr>
+                <w:rFonts w:ascii="Cambria Math" w:hAnsi="Cambria Math"/>
+                <w:i/>
+              </w:rPr>
+            </m:ctrlPr>
+          </m:sSubPr>
+          <m:e>
+            <m:r>
+              <w:rPr>
+                <w:rFonts w:ascii="Cambria Math" w:hAnsi="Cambria Math"/>
+              </w:rPr>
+              <m:t>X</m:t>
+            </m:r>
+          </m:e>
+          <m:sub>
+            <m:r>
+              <w:rPr>
+                <w:rFonts w:ascii="Cambria Math" w:hAnsi="Cambria Math"/>
+              </w:rPr>
+              <m:t>iu</m:t>
+            </m:r>
+          </m:sub>
+        </m:sSub>
+        <m:r>
+          <m:rPr>
+            <m:sty m:val="p"/>
+          </m:rPr>
+          <w:rPr>
+            <w:rFonts w:ascii="Cambria Math"/>
+          </w:rPr>
+          <m:t>+f</m:t>
+        </m:r>
+        <m:r>
+          <m:rPr>
+            <m:sty m:val="p"/>
+          </m:rPr>
+          <w:rPr>
+            <w:rFonts w:ascii="Cambria Math"/>
+          </w:rPr>
+          <m:t>*</m:t>
+        </m:r>
+        <m:sSub>
+          <m:sSubPr>
+            <m:ctrlPr>
+              <w:rPr>
+                <w:rFonts w:ascii="Cambria Math"/>
+              </w:rPr>
+            </m:ctrlPr>
+          </m:sSubPr>
+          <m:e>
+            <m:r>
+              <w:rPr>
+                <w:rFonts w:ascii="Cambria Math"/>
+              </w:rPr>
+              <m:t>RSSI</m:t>
+            </m:r>
+          </m:e>
+          <m:sub>
+            <m:r>
+              <w:rPr>
+                <w:rFonts w:ascii="Cambria Math"/>
+              </w:rPr>
+              <m:t>iu</m:t>
+            </m:r>
+          </m:sub>
+        </m:sSub>
+        <m:r>
+          <m:rPr>
+            <m:sty m:val="p"/>
+          </m:rPr>
+          <w:rPr>
+            <w:rFonts w:ascii="Cambria Math"/>
+          </w:rPr>
+          <m:t>+g</m:t>
+        </m:r>
+      </m:oMath>
+      <w:r>
+        <w:rPr>
+          <w:rFonts w:eastAsiaTheme="minorEastAsia"/>
+        </w:rPr>
+        <w:t>*</w:t>
+      </w:r>
+      <m:oMath>
+        <m:sSub>
+          <m:sSubPr>
+            <m:ctrlPr>
+              <w:rPr>
+                <w:rFonts w:ascii="Cambria Math" w:hAnsi="Cambria Math"/>
+              </w:rPr>
+            </m:ctrlPr>
+          </m:sSubPr>
+          <m:e>
+            <m:r>
+              <w:rPr>
+                <w:rFonts w:ascii="Cambria Math" w:hAnsi="Cambria Math"/>
+              </w:rPr>
+              <m:t>τ</m:t>
+            </m:r>
+          </m:e>
+          <m:sub>
+            <m:r>
+              <w:rPr>
+                <w:rFonts w:ascii="Cambria Math" w:hAnsi="Cambria Math"/>
+              </w:rPr>
+              <m:t>u</m:t>
+            </m:r>
+          </m:sub>
+        </m:sSub>
+        <m:r>
+          <m:rPr>
+            <m:sty m:val="p"/>
+          </m:rPr>
+          <w:br/>
+        </m:r>
+      </m:oMath>
+    </w:p>
+    <w:p>
+      <w:r>
+        <w:t xml:space="preserve">Ce paramètre </w:t>
+      </w:r>
+      <m:oMath>
+        <m:sSub>
+          <m:sSubPr>
+            <m:ctrlPr>
+              <w:rPr>
+                <w:rFonts w:ascii="Cambria Math" w:hAnsi="Cambria Math"/>
+              </w:rPr>
+            </m:ctrlPr>
+          </m:sSubPr>
+          <m:e>
+            <m:r>
+              <w:rPr>
+                <w:rFonts w:ascii="Cambria Math" w:hAnsi="Cambria Math"/>
+              </w:rPr>
+              <m:t>τ</m:t>
+            </m:r>
+          </m:e>
+          <m:sub>
+            <m:r>
+              <w:rPr>
+                <w:rFonts w:ascii="Cambria Math" w:hAnsi="Cambria Math"/>
+              </w:rPr>
+              <m:t>cand</m:t>
             </m:r>
           </m:sub>
         </m:sSub>
       </m:oMath>
       <w:r>
-        <w:t>est faible, on privilégie des parents qui minimisent retransmissions (ETX faible)</w:t>
-      </w:r>
-    </w:p>
-    <w:p>
-      <w:pPr>
-        <w:numPr>
-          <w:ilvl w:val="1"/>
-          <w:numId w:val="6"/>
-        </w:numPr>
-      </w:pPr>
+        <w:rPr>
+          <w:rFonts w:eastAsiaTheme="minorEastAsia"/>
+        </w:rPr>
+        <w:t xml:space="preserve"> doit être normalisé. Par exemple entre 0 </w:t>
+      </w:r>
+      <w:proofErr w:type="spellStart"/>
       <w:proofErr w:type="gramStart"/>
       <w:r>
-        <w:t>si</w:t>
-      </w:r>
+        <w:rPr>
+          <w:rFonts w:eastAsiaTheme="minorEastAsia"/>
+        </w:rPr>
+        <w:t>a</w:t>
+      </w:r>
+      <w:proofErr w:type="spellEnd"/>
       <w:proofErr w:type="gramEnd"/>
       <w:r>
+        <w:rPr>
+          <w:rFonts w:eastAsiaTheme="minorEastAsia"/>
+        </w:rPr>
+        <w:t xml:space="preserve"> 1000 pour pouvoir décider le parent qui a le meilleur score.</w:t>
+      </w:r>
+    </w:p>
+    <w:p>
+      <w:r>
+        <w:t>Les poids sont choisis automatiquement et par degré d’importance de paramètre.</w:t>
+      </w:r>
+    </w:p>
+    <w:p>
+      <w:r>
+        <w:t>Le « Hop Count » doit rentrer dans le choix de parent car le Rank de parent doit être strictement inférieur au Rank de l’enfant pour éviter les problèmes de création de DODAG</w:t>
+      </w:r>
+      <w:r>
         <w:t xml:space="preserve"> </w:t>
+      </w:r>
+      <w:r>
+        <w:t>(les boucles …)</w:t>
+      </w:r>
+    </w:p>
+    <w:p/>
+    <w:p/>
+    <w:p/>
+    <w:p/>
+    <w:p/>
+    <w:p/>
+    <w:p/>
+    <w:p/>
+    <w:p/>
+    <w:p/>
+    <w:p/>
+    <w:p/>
+    <w:p/>
+    <w:p/>
+    <w:p/>
+    <w:p/>
+    <w:p/>
+    <w:p/>
+    <w:p/>
+    <w:p/>
+    <w:p/>
+    <w:p>
+      <w:pPr>
+        <w:rPr>
+          <w:b/>
+          <w:bCs/>
+        </w:rPr>
+      </w:pPr>
+      <w:r>
+        <w:rPr>
+          <w:b/>
+          <w:bCs/>
+        </w:rPr>
+        <w:t>6) La décision : DRL choisit le parent préféré</w:t>
+      </w:r>
+    </w:p>
+    <w:p>
+      <w:r>
+        <w:t xml:space="preserve">À l’instant </w:t>
+      </w:r>
+      <m:oMath>
+        <m:r>
+          <w:rPr>
+            <w:rFonts w:ascii="Cambria Math" w:hAnsi="Cambria Math"/>
+          </w:rPr>
+          <m:t>t</m:t>
+        </m:r>
+      </m:oMath>
+      <w:r>
+        <w:t xml:space="preserve">, </w:t>
       </w:r>
       <m:oMath>
         <m:r>
@@ -2804,49 +1890,6 @@
         </m:r>
       </m:oMath>
       <w:r>
-        <w:t>est très mobile (I_i faible), on privilégie des parents stables, etc.</w:t>
-      </w:r>
-    </w:p>
-    <w:p/>
-    <w:p>
-      <w:pPr>
-        <w:rPr>
-          <w:b/>
-          <w:bCs/>
-        </w:rPr>
-      </w:pPr>
-      <w:r>
-        <w:rPr>
-          <w:b/>
-          <w:bCs/>
-        </w:rPr>
-        <w:t>6) La décision : DRL choisit le parent préféré</w:t>
-      </w:r>
-    </w:p>
-    <w:p>
-      <w:r>
-        <w:t xml:space="preserve">À l’instant </w:t>
-      </w:r>
-      <m:oMath>
-        <m:r>
-          <w:rPr>
-            <w:rFonts w:ascii="Cambria Math" w:hAnsi="Cambria Math"/>
-          </w:rPr>
-          <m:t>t</m:t>
-        </m:r>
-      </m:oMath>
-      <w:r>
-        <w:t xml:space="preserve">, </w:t>
-      </w:r>
-      <m:oMath>
-        <m:r>
-          <w:rPr>
-            <w:rFonts w:ascii="Cambria Math" w:hAnsi="Cambria Math"/>
-          </w:rPr>
-          <m:t xml:space="preserve">i </m:t>
-        </m:r>
-      </m:oMath>
-      <w:r>
         <w:t>a un ensemble de parents candidats :</w:t>
       </w:r>
     </w:p>
@@ -2981,6 +2024,9 @@
             <m:t>}</m:t>
           </m:r>
           <m:r>
+            <m:rPr>
+              <m:sty m:val="p"/>
+            </m:rPr>
             <w:br/>
           </m:r>
         </m:oMath>
@@ -3221,6 +2267,9 @@
             <m:t>]</m:t>
           </m:r>
           <m:r>
+            <m:rPr>
+              <m:sty m:val="p"/>
+            </m:rPr>
             <w:rPr>
               <w:lang w:val="en-CA"/>
             </w:rPr>
@@ -3349,6 +2398,9 @@
             <m:t>p</m:t>
           </m:r>
           <m:r>
+            <m:rPr>
+              <m:sty m:val="p"/>
+            </m:rPr>
             <w:br/>
           </m:r>
         </m:oMath>
@@ -3489,6 +2541,9 @@
             <m:t>(i,p))</m:t>
           </m:r>
           <m:r>
+            <m:rPr>
+              <m:sty m:val="p"/>
+            </m:rPr>
             <w:br/>
           </m:r>
         </m:oMath>
@@ -4237,6 +3292,9 @@
             <m:t>)</m:t>
           </m:r>
           <m:r>
+            <m:rPr>
+              <m:sty m:val="p"/>
+            </m:rPr>
             <w:br/>
           </m:r>
         </m:oMath>
@@ -4381,6 +3439,9 @@
             <m:t>)</m:t>
           </m:r>
           <m:r>
+            <m:rPr>
+              <m:sty m:val="p"/>
+            </m:rPr>
             <w:br/>
           </m:r>
         </m:oMath>
@@ -4503,6 +3564,9 @@
             <m:t>}</m:t>
           </m:r>
           <m:r>
+            <m:rPr>
+              <m:sty m:val="p"/>
+            </m:rPr>
             <w:br/>
           </m:r>
         </m:oMath>
@@ -7398,7 +6462,6 @@
   <w:style w:type="character" w:default="1" w:styleId="Policepardfaut">
     <w:name w:val="Default Paragraph Font"/>
     <w:uiPriority w:val="1"/>
-    <w:semiHidden/>
     <w:unhideWhenUsed/>
   </w:style>
   <w:style w:type="table" w:default="1" w:styleId="TableauNormal">
@@ -7712,6 +6775,16 @@
       <w:spacing w:val="5"/>
     </w:rPr>
   </w:style>
+  <w:style w:type="character" w:styleId="Textedelespacerserv">
+    <w:name w:val="Placeholder Text"/>
+    <w:basedOn w:val="Policepardfaut"/>
+    <w:uiPriority w:val="99"/>
+    <w:semiHidden/>
+    <w:rsid w:val="00157D56"/>
+    <w:rPr>
+      <w:color w:val="666666"/>
+    </w:rPr>
+  </w:style>
 </w:styles>
 </file>
 
